--- a/Science_Teesside/Teaching_Packs/BUILD/lessons/W4A/BUILD_Science_Autumn1_W4A_Muscle_Pairs_Teacher.docx
+++ b/Science_Teesside/Teaching_Packs/BUILD/lessons/W4A/BUILD_Science_Autumn1_W4A_Muscle_Pairs_Teacher.docx
@@ -5,8 +5,15 @@
     <w:p>
       <w:pPr>
         <w:pStyle w:val="Kicker"/>
+        <w:pBdr>
+          <w:left w:val="single" w:sz="20" w:color="28685E" w:space="7"/>
+        </w:pBdr>
+        <w:ind w:left="140"/>
       </w:pPr>
       <w:r>
+        <w:rPr>
+          <w:rFonts w:ascii="Arial" w:hAnsi="Arial"/>
+        </w:rPr>
         <w:t>TEACHER GUIDANCE / ANSWERS SEPARATE</w:t>
       </w:r>
     </w:p>
@@ -15,6 +22,12 @@
         <w:pStyle w:val="Title"/>
       </w:pPr>
       <w:r>
+        <w:rPr>
+          <w:rFonts w:ascii="Arial" w:hAnsi="Arial"/>
+          <w:b/>
+          <w:color w:val="152B3A"/>
+          <w:sz w:val="48"/>
+        </w:rPr>
         <w:t>Muscles work in pairs</w:t>
       </w:r>
     </w:p>
@@ -23,40 +36,69 @@
         <w:pStyle w:val="Subtitle"/>
       </w:pPr>
       <w:r>
+        <w:rPr>
+          <w:rFonts w:ascii="Arial" w:hAnsi="Arial"/>
+          <w:i w:val="0"/>
+          <w:sz w:val="22"/>
+        </w:rPr>
         <w:t>Autumn 1 · Week 4 · Lesson A · 40 minutes</w:t>
       </w:r>
     </w:p>
     <w:p>
       <w:pPr>
         <w:pStyle w:val="Heading1"/>
+        <w:pBdr>
+          <w:bottom w:val="single" w:sz="6" w:color="DCE7DD" w:space="4"/>
+        </w:pBdr>
       </w:pPr>
       <w:r>
+        <w:rPr>
+          <w:rFonts w:ascii="Arial" w:hAnsi="Arial"/>
+        </w:rPr>
         <w:t>Learning objective</w:t>
       </w:r>
     </w:p>
     <w:p>
       <w:r>
+        <w:rPr>
+          <w:rFonts w:ascii="Arial" w:hAnsi="Arial"/>
+        </w:rPr>
         <w:t>Explain how biceps and triceps take turns contracting to bend and actively straighten the elbow, using a safe model.</w:t>
       </w:r>
     </w:p>
     <w:p>
       <w:pPr>
         <w:pStyle w:val="Heading1"/>
+        <w:pBdr>
+          <w:bottom w:val="single" w:sz="6" w:color="DCE7DD" w:space="4"/>
+        </w:pBdr>
       </w:pPr>
       <w:r>
+        <w:rPr>
+          <w:rFonts w:ascii="Arial" w:hAnsi="Arial"/>
+        </w:rPr>
         <w:t>Evidence to look for</w:t>
       </w:r>
     </w:p>
     <w:p>
       <w:r>
+        <w:rPr>
+          <w:rFonts w:ascii="Arial" w:hAnsi="Arial"/>
+        </w:rPr>
         <w:t>Record the pupil decision or explanation and the support used. Accept pointing, signing, adult scribing or directing the model. A photograph alone does not establish understanding; no photography or public sharing is required.</w:t>
       </w:r>
     </w:p>
     <w:p>
       <w:pPr>
         <w:pStyle w:val="Heading1"/>
+        <w:pBdr>
+          <w:bottom w:val="single" w:sz="6" w:color="DCE7DD" w:space="4"/>
+        </w:pBdr>
       </w:pPr>
       <w:r>
+        <w:rPr>
+          <w:rFonts w:ascii="Arial" w:hAnsi="Arial"/>
+        </w:rPr>
         <w:t>Source lesson timing</w:t>
       </w:r>
     </w:p>
@@ -68,18 +110,18 @@
         <w:tblW w:w="9866" w:type="dxa"/>
         <w:tblInd w:w="120" w:type="dxa"/>
         <w:tblCellMar>
-          <w:top w:w="100" w:type="dxa"/>
-          <w:left w:w="100" w:type="dxa"/>
-          <w:bottom w:w="100" w:type="dxa"/>
-          <w:right w:w="100" w:type="dxa"/>
+          <w:top w:w="95" w:type="dxa"/>
+          <w:left w:w="120" w:type="dxa"/>
+          <w:bottom w:w="95" w:type="dxa"/>
+          <w:right w:w="120" w:type="dxa"/>
         </w:tblCellMar>
         <w:tblBorders>
-          <w:top w:val="single" w:sz="4" w:color="ACBBB7"/>
-          <w:left w:val="single" w:sz="4" w:color="ACBBB7"/>
-          <w:bottom w:val="single" w:sz="4" w:color="ACBBB7"/>
-          <w:right w:val="single" w:sz="4" w:color="ACBBB7"/>
-          <w:insideH w:val="single" w:sz="4" w:color="ACBBB7"/>
-          <w:insideV w:val="single" w:sz="4" w:color="ACBBB7"/>
+          <w:top w:val="single" w:sz="4" w:color="9DB9AC"/>
+          <w:left w:val="single" w:sz="4" w:color="9DB9AC"/>
+          <w:bottom w:val="single" w:sz="4" w:color="9DB9AC"/>
+          <w:right w:val="single" w:sz="4" w:color="9DB9AC"/>
+          <w:insideH w:val="single" w:sz="4" w:color="9DB9AC"/>
+          <w:insideV w:val="single" w:sz="4" w:color="9DB9AC"/>
         </w:tblBorders>
       </w:tblPr>
       <w:tblGrid>
@@ -96,16 +138,17 @@
           <w:tcPr>
             <w:vAlign w:val="center"/>
             <w:tcW w:w="2466" w:type="dxa"/>
-            <w:shd w:fill="F7F4EC"/>
+            <w:shd w:fill="28685E" w:val="clear"/>
           </w:tcPr>
           <w:p>
             <w:pPr>
-              <w:spacing w:after="20" w:before="20"/>
+              <w:spacing w:after="20" w:before="20" w:line="250" w:lineRule="auto"/>
             </w:pPr>
             <w:r>
               <w:rPr>
+                <w:rFonts w:ascii="Arial" w:hAnsi="Arial"/>
                 <w:b/>
-                <w:color w:val="173348"/>
+                <w:color w:val="FFFFFF"/>
                 <w:sz w:val="21"/>
               </w:rPr>
               <w:t>Elapsed minutes</w:t>
@@ -116,16 +159,17 @@
           <w:tcPr>
             <w:vAlign w:val="center"/>
             <w:tcW w:w="5919" w:type="dxa"/>
-            <w:shd w:fill="F7F4EC"/>
+            <w:shd w:fill="28685E" w:val="clear"/>
           </w:tcPr>
           <w:p>
             <w:pPr>
-              <w:spacing w:after="20" w:before="20"/>
+              <w:spacing w:after="20" w:before="20" w:line="250" w:lineRule="auto"/>
             </w:pPr>
             <w:r>
               <w:rPr>
+                <w:rFonts w:ascii="Arial" w:hAnsi="Arial"/>
                 <w:b/>
-                <w:color w:val="173348"/>
+                <w:color w:val="FFFFFF"/>
                 <w:sz w:val="21"/>
               </w:rPr>
               <w:t>Source stage</w:t>
@@ -136,16 +180,17 @@
           <w:tcPr>
             <w:vAlign w:val="center"/>
             <w:tcW w:w="1481" w:type="dxa"/>
-            <w:shd w:fill="F7F4EC"/>
+            <w:shd w:fill="28685E" w:val="clear"/>
           </w:tcPr>
           <w:p>
             <w:pPr>
-              <w:spacing w:after="20" w:before="20"/>
+              <w:spacing w:after="20" w:before="20" w:line="250" w:lineRule="auto"/>
             </w:pPr>
             <w:r>
               <w:rPr>
+                <w:rFonts w:ascii="Arial" w:hAnsi="Arial"/>
                 <w:b/>
-                <w:color w:val="173348"/>
+                <w:color w:val="FFFFFF"/>
                 <w:sz w:val="21"/>
               </w:rPr>
               <w:t>Minutes</w:t>
@@ -161,13 +206,16 @@
           <w:tcPr>
             <w:vAlign w:val="center"/>
             <w:tcW w:w="2466" w:type="dxa"/>
+            <w:shd w:fill="F1F5F0" w:val="clear"/>
           </w:tcPr>
           <w:p>
             <w:pPr>
-              <w:spacing w:after="20" w:before="20"/>
+              <w:spacing w:after="20" w:before="20" w:line="250" w:lineRule="auto"/>
             </w:pPr>
             <w:r>
               <w:rPr>
+                <w:rFonts w:ascii="Arial" w:hAnsi="Arial"/>
+                <w:color w:val="152B3A"/>
                 <w:sz w:val="21"/>
               </w:rPr>
               <w:t>0–1</w:t>
@@ -178,13 +226,16 @@
           <w:tcPr>
             <w:vAlign w:val="center"/>
             <w:tcW w:w="5919" w:type="dxa"/>
+            <w:shd w:fill="F1F5F0" w:val="clear"/>
           </w:tcPr>
           <w:p>
             <w:pPr>
-              <w:spacing w:after="20" w:before="20"/>
+              <w:spacing w:after="20" w:before="20" w:line="250" w:lineRule="auto"/>
             </w:pPr>
             <w:r>
               <w:rPr>
+                <w:rFonts w:ascii="Arial" w:hAnsi="Arial"/>
+                <w:color w:val="152B3A"/>
                 <w:sz w:val="21"/>
               </w:rPr>
               <w:t>Overview</w:t>
@@ -195,13 +246,16 @@
           <w:tcPr>
             <w:vAlign w:val="center"/>
             <w:tcW w:w="1481" w:type="dxa"/>
+            <w:shd w:fill="F1F5F0" w:val="clear"/>
           </w:tcPr>
           <w:p>
             <w:pPr>
-              <w:spacing w:after="20" w:before="20"/>
+              <w:spacing w:after="20" w:before="20" w:line="250" w:lineRule="auto"/>
             </w:pPr>
             <w:r>
               <w:rPr>
+                <w:rFonts w:ascii="Arial" w:hAnsi="Arial"/>
+                <w:color w:val="152B3A"/>
                 <w:sz w:val="21"/>
               </w:rPr>
               <w:t>1</w:t>
@@ -217,13 +271,16 @@
           <w:tcPr>
             <w:vAlign w:val="center"/>
             <w:tcW w:w="2466" w:type="dxa"/>
+            <w:shd w:fill="FFFFFF" w:val="clear"/>
           </w:tcPr>
           <w:p>
             <w:pPr>
-              <w:spacing w:after="20" w:before="20"/>
+              <w:spacing w:after="20" w:before="20" w:line="250" w:lineRule="auto"/>
             </w:pPr>
             <w:r>
               <w:rPr>
+                <w:rFonts w:ascii="Arial" w:hAnsi="Arial"/>
+                <w:color w:val="152B3A"/>
                 <w:sz w:val="21"/>
               </w:rPr>
               <w:t>1–5</w:t>
@@ -234,13 +291,16 @@
           <w:tcPr>
             <w:vAlign w:val="center"/>
             <w:tcW w:w="5919" w:type="dxa"/>
+            <w:shd w:fill="FFFFFF" w:val="clear"/>
           </w:tcPr>
           <w:p>
             <w:pPr>
-              <w:spacing w:after="20" w:before="20"/>
+              <w:spacing w:after="20" w:before="20" w:line="250" w:lineRule="auto"/>
             </w:pPr>
             <w:r>
               <w:rPr>
+                <w:rFonts w:ascii="Arial" w:hAnsi="Arial"/>
+                <w:color w:val="152B3A"/>
                 <w:sz w:val="21"/>
               </w:rPr>
               <w:t>Arrival Task</w:t>
@@ -251,13 +311,16 @@
           <w:tcPr>
             <w:vAlign w:val="center"/>
             <w:tcW w:w="1481" w:type="dxa"/>
+            <w:shd w:fill="FFFFFF" w:val="clear"/>
           </w:tcPr>
           <w:p>
             <w:pPr>
-              <w:spacing w:after="20" w:before="20"/>
+              <w:spacing w:after="20" w:before="20" w:line="250" w:lineRule="auto"/>
             </w:pPr>
             <w:r>
               <w:rPr>
+                <w:rFonts w:ascii="Arial" w:hAnsi="Arial"/>
+                <w:color w:val="152B3A"/>
                 <w:sz w:val="21"/>
               </w:rPr>
               <w:t>4</w:t>
@@ -273,13 +336,16 @@
           <w:tcPr>
             <w:vAlign w:val="center"/>
             <w:tcW w:w="2466" w:type="dxa"/>
+            <w:shd w:fill="F1F5F0" w:val="clear"/>
           </w:tcPr>
           <w:p>
             <w:pPr>
-              <w:spacing w:after="20" w:before="20"/>
+              <w:spacing w:after="20" w:before="20" w:line="250" w:lineRule="auto"/>
             </w:pPr>
             <w:r>
               <w:rPr>
+                <w:rFonts w:ascii="Arial" w:hAnsi="Arial"/>
+                <w:color w:val="152B3A"/>
                 <w:sz w:val="21"/>
               </w:rPr>
               <w:t>5–7</w:t>
@@ -290,13 +356,16 @@
           <w:tcPr>
             <w:vAlign w:val="center"/>
             <w:tcW w:w="5919" w:type="dxa"/>
+            <w:shd w:fill="F1F5F0" w:val="clear"/>
           </w:tcPr>
           <w:p>
             <w:pPr>
-              <w:spacing w:after="20" w:before="20"/>
+              <w:spacing w:after="20" w:before="20" w:line="250" w:lineRule="auto"/>
             </w:pPr>
             <w:r>
               <w:rPr>
+                <w:rFonts w:ascii="Arial" w:hAnsi="Arial"/>
+                <w:color w:val="152B3A"/>
                 <w:sz w:val="21"/>
               </w:rPr>
               <w:t>Today at a Glance</w:t>
@@ -307,13 +376,16 @@
           <w:tcPr>
             <w:vAlign w:val="center"/>
             <w:tcW w:w="1481" w:type="dxa"/>
+            <w:shd w:fill="F1F5F0" w:val="clear"/>
           </w:tcPr>
           <w:p>
             <w:pPr>
-              <w:spacing w:after="20" w:before="20"/>
+              <w:spacing w:after="20" w:before="20" w:line="250" w:lineRule="auto"/>
             </w:pPr>
             <w:r>
               <w:rPr>
+                <w:rFonts w:ascii="Arial" w:hAnsi="Arial"/>
+                <w:color w:val="152B3A"/>
                 <w:sz w:val="21"/>
               </w:rPr>
               <w:t>2</w:t>
@@ -329,13 +401,16 @@
           <w:tcPr>
             <w:vAlign w:val="center"/>
             <w:tcW w:w="2466" w:type="dxa"/>
+            <w:shd w:fill="FFFFFF" w:val="clear"/>
           </w:tcPr>
           <w:p>
             <w:pPr>
-              <w:spacing w:after="20" w:before="20"/>
+              <w:spacing w:after="20" w:before="20" w:line="250" w:lineRule="auto"/>
             </w:pPr>
             <w:r>
               <w:rPr>
+                <w:rFonts w:ascii="Arial" w:hAnsi="Arial"/>
+                <w:color w:val="152B3A"/>
                 <w:sz w:val="21"/>
               </w:rPr>
               <w:t>7–12</w:t>
@@ -346,13 +421,16 @@
           <w:tcPr>
             <w:vAlign w:val="center"/>
             <w:tcW w:w="5919" w:type="dxa"/>
+            <w:shd w:fill="FFFFFF" w:val="clear"/>
           </w:tcPr>
           <w:p>
             <w:pPr>
-              <w:spacing w:after="20" w:before="20"/>
+              <w:spacing w:after="20" w:before="20" w:line="250" w:lineRule="auto"/>
             </w:pPr>
             <w:r>
               <w:rPr>
+                <w:rFonts w:ascii="Arial" w:hAnsi="Arial"/>
+                <w:color w:val="152B3A"/>
                 <w:sz w:val="21"/>
               </w:rPr>
               <w:t>I Do 1</w:t>
@@ -363,13 +441,16 @@
           <w:tcPr>
             <w:vAlign w:val="center"/>
             <w:tcW w:w="1481" w:type="dxa"/>
+            <w:shd w:fill="FFFFFF" w:val="clear"/>
           </w:tcPr>
           <w:p>
             <w:pPr>
-              <w:spacing w:after="20" w:before="20"/>
+              <w:spacing w:after="20" w:before="20" w:line="250" w:lineRule="auto"/>
             </w:pPr>
             <w:r>
               <w:rPr>
+                <w:rFonts w:ascii="Arial" w:hAnsi="Arial"/>
+                <w:color w:val="152B3A"/>
                 <w:sz w:val="21"/>
               </w:rPr>
               <w:t>5</w:t>
@@ -385,13 +466,16 @@
           <w:tcPr>
             <w:vAlign w:val="center"/>
             <w:tcW w:w="2466" w:type="dxa"/>
+            <w:shd w:fill="F1F5F0" w:val="clear"/>
           </w:tcPr>
           <w:p>
             <w:pPr>
-              <w:spacing w:after="20" w:before="20"/>
+              <w:spacing w:after="20" w:before="20" w:line="250" w:lineRule="auto"/>
             </w:pPr>
             <w:r>
               <w:rPr>
+                <w:rFonts w:ascii="Arial" w:hAnsi="Arial"/>
+                <w:color w:val="152B3A"/>
                 <w:sz w:val="21"/>
               </w:rPr>
               <w:t>12–17</w:t>
@@ -402,13 +486,16 @@
           <w:tcPr>
             <w:vAlign w:val="center"/>
             <w:tcW w:w="5919" w:type="dxa"/>
+            <w:shd w:fill="F1F5F0" w:val="clear"/>
           </w:tcPr>
           <w:p>
             <w:pPr>
-              <w:spacing w:after="20" w:before="20"/>
+              <w:spacing w:after="20" w:before="20" w:line="250" w:lineRule="auto"/>
             </w:pPr>
             <w:r>
               <w:rPr>
+                <w:rFonts w:ascii="Arial" w:hAnsi="Arial"/>
+                <w:color w:val="152B3A"/>
                 <w:sz w:val="21"/>
               </w:rPr>
               <w:t>I Do 1b</w:t>
@@ -419,13 +506,16 @@
           <w:tcPr>
             <w:vAlign w:val="center"/>
             <w:tcW w:w="1481" w:type="dxa"/>
+            <w:shd w:fill="F1F5F0" w:val="clear"/>
           </w:tcPr>
           <w:p>
             <w:pPr>
-              <w:spacing w:after="20" w:before="20"/>
+              <w:spacing w:after="20" w:before="20" w:line="250" w:lineRule="auto"/>
             </w:pPr>
             <w:r>
               <w:rPr>
+                <w:rFonts w:ascii="Arial" w:hAnsi="Arial"/>
+                <w:color w:val="152B3A"/>
                 <w:sz w:val="21"/>
               </w:rPr>
               <w:t>5</w:t>
@@ -441,13 +531,16 @@
           <w:tcPr>
             <w:vAlign w:val="center"/>
             <w:tcW w:w="2466" w:type="dxa"/>
+            <w:shd w:fill="FFFFFF" w:val="clear"/>
           </w:tcPr>
           <w:p>
             <w:pPr>
-              <w:spacing w:after="20" w:before="20"/>
+              <w:spacing w:after="20" w:before="20" w:line="250" w:lineRule="auto"/>
             </w:pPr>
             <w:r>
               <w:rPr>
+                <w:rFonts w:ascii="Arial" w:hAnsi="Arial"/>
+                <w:color w:val="152B3A"/>
                 <w:sz w:val="21"/>
               </w:rPr>
               <w:t>17–23</w:t>
@@ -458,13 +551,16 @@
           <w:tcPr>
             <w:vAlign w:val="center"/>
             <w:tcW w:w="5919" w:type="dxa"/>
+            <w:shd w:fill="FFFFFF" w:val="clear"/>
           </w:tcPr>
           <w:p>
             <w:pPr>
-              <w:spacing w:after="20" w:before="20"/>
+              <w:spacing w:after="20" w:before="20" w:line="250" w:lineRule="auto"/>
             </w:pPr>
             <w:r>
               <w:rPr>
+                <w:rFonts w:ascii="Arial" w:hAnsi="Arial"/>
+                <w:color w:val="152B3A"/>
                 <w:sz w:val="21"/>
               </w:rPr>
               <w:t>We Do 1</w:t>
@@ -475,13 +571,16 @@
           <w:tcPr>
             <w:vAlign w:val="center"/>
             <w:tcW w:w="1481" w:type="dxa"/>
+            <w:shd w:fill="FFFFFF" w:val="clear"/>
           </w:tcPr>
           <w:p>
             <w:pPr>
-              <w:spacing w:after="20" w:before="20"/>
+              <w:spacing w:after="20" w:before="20" w:line="250" w:lineRule="auto"/>
             </w:pPr>
             <w:r>
               <w:rPr>
+                <w:rFonts w:ascii="Arial" w:hAnsi="Arial"/>
+                <w:color w:val="152B3A"/>
                 <w:sz w:val="21"/>
               </w:rPr>
               <w:t>6</w:t>
@@ -497,13 +596,16 @@
           <w:tcPr>
             <w:vAlign w:val="center"/>
             <w:tcW w:w="2466" w:type="dxa"/>
+            <w:shd w:fill="F1F5F0" w:val="clear"/>
           </w:tcPr>
           <w:p>
             <w:pPr>
-              <w:spacing w:after="20" w:before="20"/>
+              <w:spacing w:after="20" w:before="20" w:line="250" w:lineRule="auto"/>
             </w:pPr>
             <w:r>
               <w:rPr>
+                <w:rFonts w:ascii="Arial" w:hAnsi="Arial"/>
+                <w:color w:val="152B3A"/>
                 <w:sz w:val="21"/>
               </w:rPr>
               <w:t>23–27</w:t>
@@ -514,13 +616,16 @@
           <w:tcPr>
             <w:vAlign w:val="center"/>
             <w:tcW w:w="5919" w:type="dxa"/>
+            <w:shd w:fill="F1F5F0" w:val="clear"/>
           </w:tcPr>
           <w:p>
             <w:pPr>
-              <w:spacing w:after="20" w:before="20"/>
+              <w:spacing w:after="20" w:before="20" w:line="250" w:lineRule="auto"/>
             </w:pPr>
             <w:r>
               <w:rPr>
+                <w:rFonts w:ascii="Arial" w:hAnsi="Arial"/>
+                <w:color w:val="152B3A"/>
                 <w:sz w:val="21"/>
               </w:rPr>
               <w:t>We Do 1b</w:t>
@@ -531,13 +636,16 @@
           <w:tcPr>
             <w:vAlign w:val="center"/>
             <w:tcW w:w="1481" w:type="dxa"/>
+            <w:shd w:fill="F1F5F0" w:val="clear"/>
           </w:tcPr>
           <w:p>
             <w:pPr>
-              <w:spacing w:after="20" w:before="20"/>
+              <w:spacing w:after="20" w:before="20" w:line="250" w:lineRule="auto"/>
             </w:pPr>
             <w:r>
               <w:rPr>
+                <w:rFonts w:ascii="Arial" w:hAnsi="Arial"/>
+                <w:color w:val="152B3A"/>
                 <w:sz w:val="21"/>
               </w:rPr>
               <w:t>4</w:t>
@@ -553,13 +661,16 @@
           <w:tcPr>
             <w:vAlign w:val="center"/>
             <w:tcW w:w="2466" w:type="dxa"/>
+            <w:shd w:fill="FFFFFF" w:val="clear"/>
           </w:tcPr>
           <w:p>
             <w:pPr>
-              <w:spacing w:after="20" w:before="20"/>
+              <w:spacing w:after="20" w:before="20" w:line="250" w:lineRule="auto"/>
             </w:pPr>
             <w:r>
               <w:rPr>
+                <w:rFonts w:ascii="Arial" w:hAnsi="Arial"/>
+                <w:color w:val="152B3A"/>
                 <w:sz w:val="21"/>
               </w:rPr>
               <w:t>27–31</w:t>
@@ -570,13 +681,16 @@
           <w:tcPr>
             <w:vAlign w:val="center"/>
             <w:tcW w:w="5919" w:type="dxa"/>
+            <w:shd w:fill="FFFFFF" w:val="clear"/>
           </w:tcPr>
           <w:p>
             <w:pPr>
-              <w:spacing w:after="20" w:before="20"/>
+              <w:spacing w:after="20" w:before="20" w:line="250" w:lineRule="auto"/>
             </w:pPr>
             <w:r>
               <w:rPr>
+                <w:rFonts w:ascii="Arial" w:hAnsi="Arial"/>
+                <w:color w:val="152B3A"/>
                 <w:sz w:val="21"/>
               </w:rPr>
               <w:t>I Do 2</w:t>
@@ -587,13 +701,16 @@
           <w:tcPr>
             <w:vAlign w:val="center"/>
             <w:tcW w:w="1481" w:type="dxa"/>
+            <w:shd w:fill="FFFFFF" w:val="clear"/>
           </w:tcPr>
           <w:p>
             <w:pPr>
-              <w:spacing w:after="20" w:before="20"/>
+              <w:spacing w:after="20" w:before="20" w:line="250" w:lineRule="auto"/>
             </w:pPr>
             <w:r>
               <w:rPr>
+                <w:rFonts w:ascii="Arial" w:hAnsi="Arial"/>
+                <w:color w:val="152B3A"/>
                 <w:sz w:val="21"/>
               </w:rPr>
               <w:t>4</w:t>
@@ -609,13 +726,16 @@
           <w:tcPr>
             <w:vAlign w:val="center"/>
             <w:tcW w:w="2466" w:type="dxa"/>
+            <w:shd w:fill="F1F5F0" w:val="clear"/>
           </w:tcPr>
           <w:p>
             <w:pPr>
-              <w:spacing w:after="20" w:before="20"/>
+              <w:spacing w:after="20" w:before="20" w:line="250" w:lineRule="auto"/>
             </w:pPr>
             <w:r>
               <w:rPr>
+                <w:rFonts w:ascii="Arial" w:hAnsi="Arial"/>
+                <w:color w:val="152B3A"/>
                 <w:sz w:val="21"/>
               </w:rPr>
               <w:t>31–40</w:t>
@@ -626,13 +746,16 @@
           <w:tcPr>
             <w:vAlign w:val="center"/>
             <w:tcW w:w="5919" w:type="dxa"/>
+            <w:shd w:fill="F1F5F0" w:val="clear"/>
           </w:tcPr>
           <w:p>
             <w:pPr>
-              <w:spacing w:after="20" w:before="20"/>
+              <w:spacing w:after="20" w:before="20" w:line="250" w:lineRule="auto"/>
             </w:pPr>
             <w:r>
               <w:rPr>
+                <w:rFonts w:ascii="Arial" w:hAnsi="Arial"/>
+                <w:color w:val="152B3A"/>
                 <w:sz w:val="21"/>
               </w:rPr>
               <w:t>We Do 2</w:t>
@@ -643,13 +766,16 @@
           <w:tcPr>
             <w:vAlign w:val="center"/>
             <w:tcW w:w="1481" w:type="dxa"/>
+            <w:shd w:fill="F1F5F0" w:val="clear"/>
           </w:tcPr>
           <w:p>
             <w:pPr>
-              <w:spacing w:after="20" w:before="20"/>
+              <w:spacing w:after="20" w:before="20" w:line="250" w:lineRule="auto"/>
             </w:pPr>
             <w:r>
               <w:rPr>
+                <w:rFonts w:ascii="Arial" w:hAnsi="Arial"/>
+                <w:color w:val="152B3A"/>
                 <w:sz w:val="21"/>
               </w:rPr>
               <w:t>9</w:t>
@@ -663,14 +789,23 @@
         <w:pStyle w:val="Small"/>
       </w:pPr>
       <w:r>
+        <w:rPr>
+          <w:rFonts w:ascii="Arial" w:hAnsi="Arial"/>
+        </w:rPr>
         <w:t>Split slide times are added within their original source stages. Printed tasks and adaptations replace activity within these timings; they do not add extra lesson time.</w:t>
       </w:r>
     </w:p>
     <w:p>
       <w:pPr>
         <w:pStyle w:val="Heading1"/>
+        <w:pBdr>
+          <w:bottom w:val="single" w:sz="6" w:color="DCE7DD" w:space="4"/>
+        </w:pBdr>
       </w:pPr>
       <w:r>
+        <w:rPr>
+          <w:rFonts w:ascii="Arial" w:hAnsi="Arial"/>
+        </w:rPr>
         <w:t>Equipment and preparation</w:t>
       </w:r>
     </w:p>
@@ -682,6 +817,9 @@
         </w:numPr>
       </w:pPr>
       <w:r>
+        <w:rPr>
+          <w:rFonts w:ascii="Arial" w:hAnsi="Arial"/>
+        </w:rPr>
         <w:t>Adult-prepared card arm model with two card strips and a secured split-pin elbow</w:t>
       </w:r>
     </w:p>
@@ -693,6 +831,9 @@
         </w:numPr>
       </w:pPr>
       <w:r>
+        <w:rPr>
+          <w:rFonts w:ascii="Arial" w:hAnsi="Arial"/>
+        </w:rPr>
         <w:t>Two loose strings attached to forearm tabs for gentle opposite-side pulls</w:t>
       </w:r>
     </w:p>
@@ -704,6 +845,9 @@
         </w:numPr>
       </w:pPr>
       <w:r>
+        <w:rPr>
+          <w:rFonts w:ascii="Arial" w:hAnsi="Arial"/>
+        </w:rPr>
         <w:t>Biceps/triceps and CONTRACTS/RELAXES labels; pupil sheet</w:t>
       </w:r>
     </w:p>
@@ -711,8 +855,15 @@
       <w:pPr>
         <w:pStyle w:val="Kicker"/>
         <w:pageBreakBefore/>
+        <w:pBdr>
+          <w:left w:val="single" w:sz="20" w:color="28685E" w:space="7"/>
+        </w:pBdr>
+        <w:ind w:left="140"/>
       </w:pPr>
       <w:r>
+        <w:rPr>
+          <w:rFonts w:ascii="Arial" w:hAnsi="Arial"/>
+        </w:rPr>
         <w:t>TEACHING SEQUENCE</w:t>
       </w:r>
     </w:p>
@@ -721,6 +872,12 @@
         <w:pStyle w:val="Title"/>
       </w:pPr>
       <w:r>
+        <w:rPr>
+          <w:rFonts w:ascii="Arial" w:hAnsi="Arial"/>
+          <w:b/>
+          <w:color w:val="152B3A"/>
+          <w:sz w:val="48"/>
+        </w:rPr>
         <w:t>Guide the lesson</w:t>
       </w:r>
     </w:p>
@@ -729,6 +886,11 @@
         <w:pStyle w:val="Subtitle"/>
       </w:pPr>
       <w:r>
+        <w:rPr>
+          <w:rFonts w:ascii="Arial" w:hAnsi="Arial"/>
+          <w:i w:val="0"/>
+          <w:sz w:val="22"/>
+        </w:rPr>
         <w:t>Use the source stage times; choose prompts appropriate to the pupil.</w:t>
       </w:r>
     </w:p>
@@ -738,11 +900,18 @@
         <w:keepNext/>
       </w:pPr>
       <w:r>
+        <w:rPr>
+          <w:rFonts w:ascii="Arial" w:hAnsi="Arial"/>
+          <w:color w:val="152B3A"/>
+        </w:rPr>
         <w:t>Slide 1: Muscles work in pairs · 1 minute</w:t>
       </w:r>
     </w:p>
     <w:p>
       <w:r>
+        <w:rPr>
+          <w:rFonts w:ascii="Arial" w:hAnsi="Arial"/>
+        </w:rPr>
         <w:t>Monday P3, 11:00-11:40. This one-minute overview is included in the 40-minute lesson.</w:t>
       </w:r>
     </w:p>
@@ -752,11 +921,18 @@
         <w:keepNext/>
       </w:pPr>
       <w:r>
+        <w:rPr>
+          <w:rFonts w:ascii="Arial" w:hAnsi="Arial"/>
+          <w:color w:val="152B3A"/>
+        </w:rPr>
         <w:t>Slide 2: Watch a bend and a straighten · 4 minutes</w:t>
       </w:r>
     </w:p>
     <w:p>
       <w:r>
+        <w:rPr>
+          <w:rFonts w:ascii="Arial" w:hAnsi="Arial"/>
+        </w:rPr>
         <w:t>Use a card model, not compulsory body movement. Supported: point to the pull. Standard: predict which muscle acts. Stretch: compare both actions. Retrieve last week’s internal skeleton; do not assume anatomical vocabulary beyond it.</w:t>
       </w:r>
     </w:p>
@@ -766,11 +942,18 @@
         <w:keepNext/>
       </w:pPr>
       <w:r>
+        <w:rPr>
+          <w:rFonts w:ascii="Arial" w:hAnsi="Arial"/>
+          <w:color w:val="152B3A"/>
+        </w:rPr>
         <w:t>Slide 3: Three things we will do · 2 minutes</w:t>
       </w:r>
     </w:p>
     <w:p>
       <w:r>
+        <w:rPr>
+          <w:rFonts w:ascii="Arial" w:hAnsi="Arial"/>
+        </w:rPr>
         <w:t>Introduce biceps/triceps, contract/relax with spoken repetition and printed labels. Adult manipulates the model first; pupils do not handle pins or stretched elastic.</w:t>
       </w:r>
     </w:p>
@@ -780,11 +963,18 @@
         <w:keepNext/>
       </w:pPr>
       <w:r>
+        <w:rPr>
+          <w:rFonts w:ascii="Arial" w:hAnsi="Arial"/>
+          <w:color w:val="152B3A"/>
+        </w:rPr>
         <w:t>Slide 4: A model helps us see a pull · 5 minutes</w:t>
       </w:r>
     </w:p>
     <w:p>
       <w:r>
+        <w:rPr>
+          <w:rFonts w:ascii="Arial" w:hAnsi="Arial"/>
+        </w:rPr>
         <w:t>Original simplified card-arm diagram, not anatomical scale. Adult demonstrates gentle manual pull with a loose string anchored to a forearm tab. Model is supported at the upper strip. A string stands for the effect of a pulling muscle but does not shorten itself. Keep small split pin fixed; adult makes holes.</w:t>
       </w:r>
     </w:p>
@@ -794,11 +984,18 @@
         <w:keepNext/>
       </w:pPr>
       <w:r>
+        <w:rPr>
+          <w:rFonts w:ascii="Arial" w:hAnsi="Arial"/>
+          <w:color w:val="152B3A"/>
+        </w:rPr>
         <w:t>Slide 5: The body has a working pair · 5 minutes</w:t>
       </w:r>
     </w:p>
     <w:p>
       <w:r>
+        <w:rPr>
+          <w:rFonts w:ascii="Arial" w:hAnsi="Arial"/>
+        </w:rPr>
         <w:t>Map card to bone, pin to elbow and string to muscle pull. Contracting muscle develops tension and can shorten to pull; at this level use the simple shortening model. Do not say relaxed muscle is disconnected or that every lowering action requires triceps contraction: gravity can lower an unsupported arm. Teach active movement in this chosen model.</w:t>
       </w:r>
     </w:p>
@@ -808,11 +1005,18 @@
         <w:keepNext/>
       </w:pPr>
       <w:r>
+        <w:rPr>
+          <w:rFonts w:ascii="Arial" w:hAnsi="Arial"/>
+          <w:color w:val="152B3A"/>
+        </w:rPr>
         <w:t>Slide 6: Choose the pulling muscle · 3 minutes</w:t>
       </w:r>
     </w:p>
     <w:p>
       <w:r>
+        <w:rPr>
+          <w:rFonts w:ascii="Arial" w:hAnsi="Arial"/>
+        </w:rPr>
         <w:t>All pupils commit before teacher confirms. Bend = biceps contracts while triceps relaxes in the simplified elbow model. Offer colour/word labels together so colour is not the only identifier.</w:t>
       </w:r>
     </w:p>
@@ -820,8 +1024,15 @@
       <w:pPr>
         <w:pStyle w:val="Kicker"/>
         <w:pageBreakBefore/>
+        <w:pBdr>
+          <w:left w:val="single" w:sz="20" w:color="28685E" w:space="7"/>
+        </w:pBdr>
+        <w:ind w:left="140"/>
       </w:pPr>
       <w:r>
+        <w:rPr>
+          <w:rFonts w:ascii="Arial" w:hAnsi="Arial"/>
+        </w:rPr>
         <w:t>TEACHING SEQUENCE / CONTINUED</w:t>
       </w:r>
     </w:p>
@@ -830,6 +1041,12 @@
         <w:pStyle w:val="Title"/>
       </w:pPr>
       <w:r>
+        <w:rPr>
+          <w:rFonts w:ascii="Arial" w:hAnsi="Arial"/>
+          <w:b/>
+          <w:color w:val="152B3A"/>
+          <w:sz w:val="48"/>
+        </w:rPr>
         <w:t>Guide the lesson - continued</w:t>
       </w:r>
     </w:p>
@@ -838,6 +1055,11 @@
         <w:pStyle w:val="Subtitle"/>
       </w:pPr>
       <w:r>
+        <w:rPr>
+          <w:rFonts w:ascii="Arial" w:hAnsi="Arial"/>
+          <w:i w:val="0"/>
+          <w:sz w:val="22"/>
+        </w:rPr>
         <w:t>Keep the source stage times; pause and check understanding as needed.</w:t>
       </w:r>
     </w:p>
@@ -847,11 +1069,18 @@
         <w:keepNext/>
       </w:pPr>
       <w:r>
+        <w:rPr>
+          <w:rFonts w:ascii="Arial" w:hAnsi="Arial"/>
+          <w:color w:val="152B3A"/>
+        </w:rPr>
         <w:t>Slide 7: Now swap the action · 3 minutes</w:t>
       </w:r>
     </w:p>
     <w:p>
       <w:r>
+        <w:rPr>
+          <w:rFonts w:ascii="Arial" w:hAnsi="Arial"/>
+        </w:rPr>
         <w:t>Active straighten = triceps contracts, biceps relaxes. Ask pupil to direct adult model movement. Do not require pupil to show their own arm; accept pointing to word labels.</w:t>
       </w:r>
     </w:p>
@@ -861,11 +1090,18 @@
         <w:keepNext/>
       </w:pPr>
       <w:r>
+        <w:rPr>
+          <w:rFonts w:ascii="Arial" w:hAnsi="Arial"/>
+          <w:color w:val="152B3A"/>
+        </w:rPr>
         <w:t>Slide 8: Model and muscle: compare · 4 minutes</w:t>
       </w:r>
     </w:p>
     <w:p>
       <w:r>
+        <w:rPr>
+          <w:rFonts w:ascii="Arial" w:hAnsi="Arial"/>
+        </w:rPr>
         <w:t>Ask how two different materials represent the same relationship. Both movements need a pulling action; a string cannot push the forearm. A model has limits and is not a complete anatomical explanation.</w:t>
       </w:r>
     </w:p>
@@ -875,11 +1111,18 @@
         <w:keepNext/>
       </w:pPr>
       <w:r>
+        <w:rPr>
+          <w:rFonts w:ascii="Arial" w:hAnsi="Arial"/>
+          <w:color w:val="152B3A"/>
+        </w:rPr>
         <w:t>Slide 9: Explain both muscle jobs · 4 minutes</w:t>
       </w:r>
     </w:p>
     <w:p>
       <w:r>
+        <w:rPr>
+          <w:rFonts w:ascii="Arial" w:hAnsi="Arial"/>
+        </w:rPr>
         <w:t>Model a full sentence including both muscles rather than “the top one moves.” Accept placing CONTRACTS/RELAXES beside biceps/triceps labels. Adult notes the decision and explanation; photo of the model alone is insufficient.</w:t>
       </w:r>
     </w:p>
@@ -889,11 +1132,18 @@
         <w:keepNext/>
       </w:pPr>
       <w:r>
+        <w:rPr>
+          <w:rFonts w:ascii="Arial" w:hAnsi="Arial"/>
+          <w:color w:val="152B3A"/>
+        </w:rPr>
         <w:t>Slide 10: True or needs correcting? · 5 minutes</w:t>
       </w:r>
     </w:p>
     <w:p>
       <w:r>
+        <w:rPr>
+          <w:rFonts w:ascii="Arial" w:hAnsi="Arial"/>
+        </w:rPr>
         <w:t>True: muscles pull; biceps/triceps form pair. False: muscles push bones. Add source claim “bones move on their own” as false if time: muscles generate forces moving bones at joints. Preserve response before discussion.</w:t>
       </w:r>
     </w:p>
@@ -903,11 +1153,18 @@
         <w:keepNext/>
       </w:pPr>
       <w:r>
+        <w:rPr>
+          <w:rFonts w:ascii="Arial" w:hAnsi="Arial"/>
+          <w:color w:val="152B3A"/>
+        </w:rPr>
         <w:t>Slide 11: Direct two moves and keep labels · 4 minutes</w:t>
       </w:r>
     </w:p>
     <w:p>
       <w:r>
+        <w:rPr>
+          <w:rFonts w:ascii="Arial" w:hAnsi="Arial"/>
+        </w:rPr>
         <w:t>Final four minutes completes nine-minute source We Do 2 and exact 40 minutes. Let pupils direct adult movements if fine-motor access is a barrier. Do not begin Wednesday construction early. All elastic-band source ideas are replaced with loose strings under adult control.</w:t>
       </w:r>
     </w:p>
@@ -915,8 +1172,15 @@
       <w:pPr>
         <w:pStyle w:val="Kicker"/>
         <w:pageBreakBefore/>
+        <w:pBdr>
+          <w:left w:val="single" w:sz="20" w:color="28685E" w:space="7"/>
+        </w:pBdr>
+        <w:ind w:left="140"/>
       </w:pPr>
       <w:r>
+        <w:rPr>
+          <w:rFonts w:ascii="Arial" w:hAnsi="Arial"/>
+        </w:rPr>
         <w:t>TEACHER ANSWERS</w:t>
       </w:r>
     </w:p>
@@ -925,6 +1189,12 @@
         <w:pStyle w:val="Title"/>
       </w:pPr>
       <w:r>
+        <w:rPr>
+          <w:rFonts w:ascii="Arial" w:hAnsi="Arial"/>
+          <w:b/>
+          <w:color w:val="152B3A"/>
+          <w:sz w:val="48"/>
+        </w:rPr>
         <w:t>Worked answers and expected evidence</w:t>
       </w:r>
     </w:p>
@@ -933,6 +1203,11 @@
         <w:pStyle w:val="Subtitle"/>
       </w:pPr>
       <w:r>
+        <w:rPr>
+          <w:rFonts w:ascii="Arial" w:hAnsi="Arial"/>
+          <w:i w:val="0"/>
+          <w:sz w:val="22"/>
+        </w:rPr>
         <w:t>Use after an attempt. Accept equivalent correct explanations; record support given.</w:t>
       </w:r>
     </w:p>
@@ -941,11 +1216,18 @@
         <w:pStyle w:val="Heading2"/>
       </w:pPr>
       <w:r>
+        <w:rPr>
+          <w:rFonts w:ascii="Arial" w:hAnsi="Arial"/>
+          <w:color w:val="152B3A"/>
+        </w:rPr>
         <w:t>1. The model and the body</w:t>
       </w:r>
     </w:p>
     <w:p>
       <w:r>
+        <w:rPr>
+          <w:rFonts w:ascii="Arial" w:hAnsi="Arial"/>
+        </w:rPr>
         <w:t>Card = bone; pivot/join = elbow joint; loose string = effect of muscle pull. A string does not contract by itself, card is not living bone, and model omits many structures.</w:t>
       </w:r>
     </w:p>
@@ -954,11 +1236,18 @@
         <w:pStyle w:val="Heading2"/>
       </w:pPr>
       <w:r>
+        <w:rPr>
+          <w:rFonts w:ascii="Arial" w:hAnsi="Arial"/>
+          <w:color w:val="152B3A"/>
+        </w:rPr>
         <w:t>2. Complete the muscle-pair table</w:t>
       </w:r>
     </w:p>
     <w:p>
       <w:r>
+        <w:rPr>
+          <w:rFonts w:ascii="Arial" w:hAnsi="Arial"/>
+        </w:rPr>
         <w:t>Bend: biceps contracts, triceps relaxes. Active straighten: triceps contracts, biceps relaxes. Qualify to model action; gravity can lower an arm without the same active contraction pattern.</w:t>
       </w:r>
     </w:p>
@@ -967,11 +1256,18 @@
         <w:pStyle w:val="Heading2"/>
       </w:pPr>
       <w:r>
+        <w:rPr>
+          <w:rFonts w:ascii="Arial" w:hAnsi="Arial"/>
+          <w:color w:val="152B3A"/>
+        </w:rPr>
         <w:t>3. Keep or correct the statement</w:t>
       </w:r>
     </w:p>
     <w:p>
       <w:r>
+        <w:rPr>
+          <w:rFonts w:ascii="Arial" w:hAnsi="Arial"/>
+        </w:rPr>
         <w:t>True; false (muscles pull, opposite-side muscles can pull the other way); true; false (muscle action can move bones at joints).</w:t>
       </w:r>
     </w:p>
@@ -980,19 +1276,32 @@
         <w:pStyle w:val="Heading2"/>
       </w:pPr>
       <w:r>
+        <w:rPr>
+          <w:rFonts w:ascii="Arial" w:hAnsi="Arial"/>
+          <w:color w:val="152B3A"/>
+        </w:rPr>
         <w:t>4. Explain one movement</w:t>
       </w:r>
     </w:p>
     <w:p>
       <w:r>
+        <w:rPr>
+          <w:rFonts w:ascii="Arial" w:hAnsi="Arial"/>
+        </w:rPr>
         <w:t>A full pair statement should name both roles correctly for the chosen active movement. Model operation without explanation is not the entire evidence.</w:t>
       </w:r>
     </w:p>
     <w:p>
       <w:pPr>
         <w:pStyle w:val="Heading1"/>
+        <w:pBdr>
+          <w:bottom w:val="single" w:sz="6" w:color="DCE7DD" w:space="4"/>
+        </w:pBdr>
       </w:pPr>
       <w:r>
+        <w:rPr>
+          <w:rFonts w:ascii="Arial" w:hAnsi="Arial"/>
+        </w:rPr>
         <w:t>Misconceptions and corrections</w:t>
       </w:r>
     </w:p>
@@ -1004,6 +1313,9 @@
         </w:numPr>
       </w:pPr>
       <w:r>
+        <w:rPr>
+          <w:rFonts w:ascii="Arial" w:hAnsi="Arial"/>
+        </w:rPr>
         <w:t>Muscles push: they exert pulling force; antagonistic muscles can pull the opposite way.</w:t>
       </w:r>
     </w:p>
@@ -1015,6 +1327,9 @@
         </w:numPr>
       </w:pPr>
       <w:r>
+        <w:rPr>
+          <w:rFonts w:ascii="Arial" w:hAnsi="Arial"/>
+        </w:rPr>
         <w:t>One muscle does both model actions alone: this model uses a pair.</w:t>
       </w:r>
     </w:p>
@@ -1026,6 +1341,9 @@
         </w:numPr>
       </w:pPr>
       <w:r>
+        <w:rPr>
+          <w:rFonts w:ascii="Arial" w:hAnsi="Arial"/>
+        </w:rPr>
         <w:t>String contracts itself: it represents the pulling effect only.</w:t>
       </w:r>
     </w:p>
@@ -1033,8 +1351,15 @@
       <w:pPr>
         <w:pStyle w:val="Kicker"/>
         <w:pageBreakBefore/>
+        <w:pBdr>
+          <w:left w:val="single" w:sz="20" w:color="28685E" w:space="7"/>
+        </w:pBdr>
+        <w:ind w:left="140"/>
       </w:pPr>
       <w:r>
+        <w:rPr>
+          <w:rFonts w:ascii="Arial" w:hAnsi="Arial"/>
+        </w:rPr>
         <w:t>PREPARATION / ACCESS / SOURCE RECORD</w:t>
       </w:r>
     </w:p>
@@ -1043,6 +1368,12 @@
         <w:pStyle w:val="Title"/>
       </w:pPr>
       <w:r>
+        <w:rPr>
+          <w:rFonts w:ascii="Arial" w:hAnsi="Arial"/>
+          <w:b/>
+          <w:color w:val="152B3A"/>
+          <w:sz w:val="48"/>
+        </w:rPr>
         <w:t>Teach safely; keep the evidence</w:t>
       </w:r>
     </w:p>
@@ -1051,14 +1382,25 @@
         <w:pStyle w:val="Subtitle"/>
       </w:pPr>
       <w:r>
+        <w:rPr>
+          <w:rFonts w:ascii="Arial" w:hAnsi="Arial"/>
+          <w:i w:val="0"/>
+          <w:sz w:val="22"/>
+        </w:rPr>
         <w:t>The source record identifies this conversion; it is not a claim of publication.</w:t>
       </w:r>
     </w:p>
     <w:p>
       <w:pPr>
         <w:pStyle w:val="Heading1"/>
+        <w:pBdr>
+          <w:bottom w:val="single" w:sz="6" w:color="DCE7DD" w:space="4"/>
+        </w:pBdr>
       </w:pPr>
       <w:r>
+        <w:rPr>
+          <w:rFonts w:ascii="Arial" w:hAnsi="Arial"/>
+        </w:rPr>
         <w:t>Safety</w:t>
       </w:r>
     </w:p>
@@ -1070,6 +1412,9 @@
         </w:numPr>
       </w:pPr>
       <w:r>
+        <w:rPr>
+          <w:rFonts w:ascii="Arial" w:hAnsi="Arial"/>
+        </w:rPr>
         <w:t>Adult cuts card, makes holes and secures the split pin.</w:t>
       </w:r>
     </w:p>
@@ -1081,6 +1426,9 @@
         </w:numPr>
       </w:pPr>
       <w:r>
+        <w:rPr>
+          <w:rFonts w:ascii="Arial" w:hAnsi="Arial"/>
+        </w:rPr>
         <w:t>Use loose strings, not stretched elastic; pull gently with the model on a table.</w:t>
       </w:r>
     </w:p>
@@ -1092,6 +1440,9 @@
         </w:numPr>
       </w:pPr>
       <w:r>
+        <w:rPr>
+          <w:rFonts w:ascii="Arial" w:hAnsi="Arial"/>
+        </w:rPr>
         <w:t>No string around fingers, neck or body; no pupil must move or expose an arm.</w:t>
       </w:r>
     </w:p>
@@ -1103,14 +1454,23 @@
         </w:numPr>
       </w:pPr>
       <w:r>
+        <w:rPr>
+          <w:rFonts w:ascii="Arial" w:hAnsi="Arial"/>
+        </w:rPr>
         <w:t>Adult-operated model and verbal direction are equally valid science routes.</w:t>
       </w:r>
     </w:p>
     <w:p>
       <w:pPr>
         <w:pStyle w:val="Heading1"/>
+        <w:pBdr>
+          <w:bottom w:val="single" w:sz="6" w:color="DCE7DD" w:space="4"/>
+        </w:pBdr>
       </w:pPr>
       <w:r>
+        <w:rPr>
+          <w:rFonts w:ascii="Arial" w:hAnsi="Arial"/>
+        </w:rPr>
         <w:t>Access and offline alternatives</w:t>
       </w:r>
     </w:p>
@@ -1122,6 +1482,9 @@
         </w:numPr>
       </w:pPr>
       <w:r>
+        <w:rPr>
+          <w:rFonts w:ascii="Arial" w:hAnsi="Arial"/>
+        </w:rPr>
         <w:t>Point to the named muscle and CONTRACTS/RELAXES label while adult operates.</w:t>
       </w:r>
     </w:p>
@@ -1133,6 +1496,9 @@
         </w:numPr>
       </w:pPr>
       <w:r>
+        <w:rPr>
+          <w:rFonts w:ascii="Arial" w:hAnsi="Arial"/>
+        </w:rPr>
         <w:t>Explain both roles during bend and active straighten.</w:t>
       </w:r>
     </w:p>
@@ -1144,6 +1510,9 @@
         </w:numPr>
       </w:pPr>
       <w:r>
+        <w:rPr>
+          <w:rFonts w:ascii="Arial" w:hAnsi="Arial"/>
+        </w:rPr>
         <w:t>Explain one limitation of the model and distinguish active straighten from gravity lowering.</w:t>
       </w:r>
     </w:p>
@@ -1155,27 +1524,45 @@
         </w:numPr>
       </w:pPr>
       <w:r>
+        <w:rPr>
+          <w:rFonts w:ascii="Arial" w:hAnsi="Arial"/>
+        </w:rPr>
         <w:t>Adult receives one real pupil observation or access request, acts on a feasible change and explains limits. A learner can pass privately.</w:t>
       </w:r>
     </w:p>
     <w:p>
       <w:pPr>
         <w:pStyle w:val="Heading1"/>
+        <w:pBdr>
+          <w:bottom w:val="single" w:sz="6" w:color="DCE7DD" w:space="4"/>
+        </w:pBdr>
       </w:pPr>
       <w:r>
+        <w:rPr>
+          <w:rFonts w:ascii="Arial" w:hAnsi="Arial"/>
+        </w:rPr>
         <w:t>Close and continue</w:t>
       </w:r>
     </w:p>
     <w:p>
       <w:r>
+        <w:rPr>
+          <w:rFonts w:ascii="Arial" w:hAnsi="Arial"/>
+        </w:rPr>
         <w:t>Finish at 40 minutes. Keep named cards and records for Wednesday Week 4; do not start the workshop early.</w:t>
       </w:r>
     </w:p>
     <w:p>
       <w:pPr>
         <w:pStyle w:val="Heading1"/>
+        <w:pBdr>
+          <w:bottom w:val="single" w:sz="6" w:color="DCE7DD" w:space="4"/>
+        </w:pBdr>
       </w:pPr>
       <w:r>
+        <w:rPr>
+          <w:rFonts w:ascii="Arial" w:hAnsi="Arial"/>
+        </w:rPr>
         <w:t>Source and revision</w:t>
       </w:r>
     </w:p>
@@ -1184,6 +1571,9 @@
         <w:pStyle w:val="Small"/>
       </w:pPr>
       <w:r>
+        <w:rPr>
+          <w:rFonts w:ascii="Arial" w:hAnsi="Arial"/>
+        </w:rPr>
         <w:t>Repository: MattRoper1977/Lessons</w:t>
       </w:r>
     </w:p>
@@ -1192,6 +1582,9 @@
         <w:pStyle w:val="Small"/>
       </w:pPr>
       <w:r>
+        <w:rPr>
+          <w:rFonts w:ascii="Arial" w:hAnsi="Arial"/>
+        </w:rPr>
         <w:t>Source path: Science_Teesside/Build/SCI_B_W4_Muscle_Pairs.html</w:t>
       </w:r>
     </w:p>
@@ -1200,6 +1593,9 @@
         <w:pStyle w:val="Small"/>
       </w:pPr>
       <w:r>
+        <w:rPr>
+          <w:rFonts w:ascii="Arial" w:hAnsi="Arial"/>
+        </w:rPr>
         <w:t>Source file Git blob: 25c277b919c5fcc62a4891abf2f7cbecf4999396</w:t>
       </w:r>
     </w:p>
@@ -1208,6 +1604,9 @@
         <w:pStyle w:val="Small"/>
       </w:pPr>
       <w:r>
+        <w:rPr>
+          <w:rFonts w:ascii="Arial" w:hAnsi="Arial"/>
+        </w:rPr>
         <w:t>Current source link (mutable): https://github.com/MattRoper1977/Lessons/blob/main/Science_Teesside/Build/SCI_B_W4_Muscle_Pairs.html</w:t>
       </w:r>
     </w:p>
@@ -1216,6 +1615,9 @@
         <w:pStyle w:val="Small"/>
       </w:pPr>
       <w:r>
+        <w:rPr>
+          <w:rFonts w:ascii="Arial" w:hAnsi="Arial"/>
+        </w:rPr>
         <w:t>Document revision: 2026-09-06</w:t>
       </w:r>
     </w:p>
@@ -1224,6 +1626,10 @@
         <w:pStyle w:val="Heading2"/>
       </w:pPr>
       <w:r>
+        <w:rPr>
+          <w:rFonts w:ascii="Arial" w:hAnsi="Arial"/>
+          <w:color w:val="152B3A"/>
+        </w:rPr>
         <w:t>Uploaded supporting sources</w:t>
       </w:r>
     </w:p>
@@ -1235,6 +1641,9 @@
         </w:numPr>
       </w:pPr>
       <w:r>
+        <w:rPr>
+          <w:rFonts w:ascii="Arial" w:hAnsi="Arial"/>
+        </w:rPr>
         <w:t>White Rose Education, Year 3 Autumn Block 2 (2024): Movement, steps 1 Joints and 2 How we move. Public materials use original text and native diagrams; the accepted website string model replaces source stretched elastic.</w:t>
       </w:r>
     </w:p>
@@ -1243,6 +1652,10 @@
         <w:pStyle w:val="Heading2"/>
       </w:pPr>
       <w:r>
+        <w:rPr>
+          <w:rFonts w:ascii="Arial" w:hAnsi="Arial"/>
+          <w:color w:val="152B3A"/>
+        </w:rPr>
         <w:t>Recorded conversion changes</w:t>
       </w:r>
     </w:p>
@@ -1254,6 +1667,9 @@
         </w:numPr>
       </w:pPr>
       <w:r>
+        <w:rPr>
+          <w:rFonts w:ascii="Arial" w:hAnsi="Arial"/>
+        </w:rPr>
         <w:t>Original editable classroom text, scientific diagrams and pupil tasks follow the current weekly HTML, not the older retained A/B teaching version.</w:t>
       </w:r>
     </w:p>
@@ -1265,6 +1681,9 @@
         </w:numPr>
       </w:pPr>
       <w:r>
+        <w:rPr>
+          <w:rFonts w:ascii="Arial" w:hAnsi="Arial"/>
+        </w:rPr>
         <w:t>White Rose uploads inform concepts and task choices; no publisher-owned slide, photograph, worksheet page or video is redistributed in these public files.</w:t>
       </w:r>
     </w:p>
@@ -1276,6 +1695,9 @@
         </w:numPr>
       </w:pPr>
       <w:r>
+        <w:rPr>
+          <w:rFonts w:ascii="Arial" w:hAnsi="Arial"/>
+        </w:rPr>
         <w:t>Website animations and drag-and-drop controls become teacher-led reveals, movable paper labels and accessible spoken/drawn responses. No internet connection or video is needed.</w:t>
       </w:r>
     </w:p>
@@ -1287,6 +1709,9 @@
         </w:numPr>
       </w:pPr>
       <w:r>
+        <w:rPr>
+          <w:rFonts w:ascii="Arial" w:hAnsi="Arial"/>
+        </w:rPr>
         <w:t>Autumn 1 Weeks 1-2 were baseline assessment. This is a Weeks 3-7 teaching pack, not a claim that baseline assessments or the separate Week 8 enrichment are included.</w:t>
       </w:r>
     </w:p>
@@ -1309,6 +1734,11 @@
       <w:pStyle w:val="Small"/>
     </w:pPr>
     <w:r>
+      <w:rPr>
+        <w:rFonts w:ascii="Arial" w:hAnsi="Arial"/>
+        <w:color w:val="54656C"/>
+        <w:sz w:val="17"/>
+      </w:rPr>
       <w:t xml:space="preserve">Autumn 1 · Week 4 · Lesson A  |  Teacher materials  |  </w:t>
     </w:r>
     <w:fldSimple w:instr="PAGE"/>
@@ -1321,8 +1751,14 @@
   <w:p>
     <w:pPr>
       <w:pStyle w:val="Kicker"/>
+      <w:pBdr>
+        <w:bottom w:val="single" w:sz="8" w:color="DCE7DD" w:space="5"/>
+      </w:pBdr>
     </w:pPr>
     <w:r>
+      <w:rPr>
+        <w:rFonts w:ascii="Arial" w:hAnsi="Arial"/>
+      </w:rPr>
       <w:drawing>
         <wp:inline xmlns:a="http://schemas.openxmlformats.org/drawingml/2006/main" xmlns:pic="http://schemas.openxmlformats.org/drawingml/2006/picture">
           <wp:extent cx="270000" cy="270000"/>
@@ -1357,6 +1793,9 @@
       </w:drawing>
     </w:r>
     <w:r>
+      <w:rPr>
+        <w:rFonts w:ascii="Arial" w:hAnsi="Arial"/>
+      </w:rPr>
       <w:t xml:space="preserve">  MADE BY MATT  /  BUILD SCIENCE</w:t>
     </w:r>
   </w:p>
@@ -1829,12 +2268,13 @@
     <w:qFormat/>
     <w:rsid w:val="00FC693F"/>
     <w:pPr>
-      <w:spacing w:before="0" w:after="120" w:line="250" w:lineRule="auto"/>
+      <w:widowControl/>
+      <w:spacing w:before="0" w:after="120" w:line="257" w:lineRule="auto"/>
     </w:pPr>
     <w:rPr>
       <w:rFonts w:ascii="Arial" w:hAnsi="Arial" w:eastAsia="Arial" w:cs="Arial"/>
       <w:b w:val="0"/>
-      <w:color w:val="25343E"/>
+      <w:color w:val="152B3A"/>
       <w:sz w:val="22"/>
     </w:rPr>
   </w:style>
@@ -1893,15 +2333,16 @@
     <w:pPr>
       <w:keepNext/>
       <w:keepLines/>
-      <w:spacing w:before="220" w:after="120" w:line="250" w:lineRule="auto"/>
+      <w:widowControl/>
+      <w:spacing w:before="200" w:after="120" w:line="254" w:lineRule="auto"/>
       <w:outlineLvl w:val="0"/>
     </w:pPr>
     <w:rPr>
       <w:rFonts w:ascii="Arial" w:hAnsi="Arial" w:eastAsia="Arial" w:cs="Arial"/>
       <w:b/>
       <w:bCs/>
-      <w:color w:val="28675C"/>
-      <w:sz w:val="32"/>
+      <w:color w:val="28685E"/>
+      <w:sz w:val="30"/>
       <w:szCs w:val="28"/>
     </w:rPr>
   </w:style>
@@ -1917,14 +2358,15 @@
     <w:pPr>
       <w:keepNext/>
       <w:keepLines/>
-      <w:spacing w:before="140" w:after="120" w:line="250" w:lineRule="auto"/>
+      <w:widowControl/>
+      <w:spacing w:before="140" w:after="80" w:line="254" w:lineRule="auto"/>
       <w:outlineLvl w:val="1"/>
     </w:pPr>
     <w:rPr>
       <w:rFonts w:ascii="Arial" w:hAnsi="Arial" w:eastAsia="Arial" w:cs="Arial"/>
       <w:b/>
       <w:bCs/>
-      <w:color w:val="173348"/>
+      <w:color w:val="152B3A"/>
       <w:sz w:val="24"/>
       <w:szCs w:val="26"/>
     </w:rPr>
@@ -2180,13 +2622,14 @@
     <w:rsid w:val="00FC693F"/>
     <w:pPr>
       <w:keepNext/>
-      <w:spacing w:after="120" w:line="250" w:lineRule="auto" w:before="0"/>
+      <w:widowControl/>
+      <w:spacing w:after="140" w:line="250" w:lineRule="auto" w:before="0"/>
       <w:contextualSpacing/>
     </w:pPr>
     <w:rPr>
       <w:rFonts w:ascii="Arial" w:hAnsi="Arial" w:eastAsia="Arial" w:cs="Arial"/>
-      <w:b w:val="0"/>
-      <w:color w:val="173348"/>
+      <w:b/>
+      <w:color w:val="152B3A"/>
       <w:spacing w:val="5"/>
       <w:kern w:val="28"/>
       <w:sz w:val="48"/>
@@ -2218,19 +2661,20 @@
     <w:rsid w:val="00FC693F"/>
     <w:pPr>
       <w:keepNext/>
+      <w:widowControl/>
       <w:numPr>
         <w:ilvl w:val="1"/>
       </w:numPr>
-      <w:spacing w:before="0" w:after="120" w:line="250" w:lineRule="auto"/>
+      <w:spacing w:before="0" w:after="200" w:line="252" w:lineRule="auto"/>
     </w:pPr>
     <w:rPr>
       <w:rFonts w:ascii="Arial" w:hAnsi="Arial" w:eastAsia="Arial" w:cs="Arial"/>
       <w:b w:val="0"/>
-      <w:i/>
+      <w:i w:val="0"/>
       <w:iCs/>
-      <w:color w:val="53626A"/>
+      <w:color w:val="54656C"/>
       <w:spacing w:val="15"/>
-      <w:sz w:val="24"/>
+      <w:sz w:val="22"/>
       <w:szCs w:val="24"/>
     </w:rPr>
   </w:style>
@@ -13525,48 +13969,53 @@
   <w:style w:type="paragraph" w:customStyle="1" w:styleId="Kicker">
     <w:name w:val="Kicker"/>
     <w:pPr>
-      <w:spacing w:before="0" w:after="120" w:line="250" w:lineRule="auto"/>
+      <w:keepNext/>
+      <w:widowControl/>
+      <w:spacing w:before="0" w:after="140" w:line="250" w:lineRule="auto"/>
     </w:pPr>
     <w:rPr>
       <w:rFonts w:ascii="Arial" w:hAnsi="Arial" w:eastAsia="Arial" w:cs="Arial"/>
       <w:b/>
-      <w:color w:val="28675C"/>
+      <w:color w:val="28685E"/>
       <w:sz w:val="18"/>
     </w:rPr>
   </w:style>
   <w:style w:type="paragraph" w:customStyle="1" w:styleId="Small">
     <w:name w:val="Small"/>
     <w:pPr>
-      <w:spacing w:before="0" w:after="120" w:line="250" w:lineRule="auto"/>
+      <w:widowControl/>
+      <w:spacing w:before="0" w:after="120" w:line="254" w:lineRule="auto"/>
     </w:pPr>
     <w:rPr>
       <w:rFonts w:ascii="Arial" w:hAnsi="Arial" w:eastAsia="Arial" w:cs="Arial"/>
       <w:b w:val="0"/>
-      <w:color w:val="53626A"/>
+      <w:color w:val="54656C"/>
       <w:sz w:val="18"/>
     </w:rPr>
   </w:style>
   <w:style w:type="paragraph" w:customStyle="1" w:styleId="ResponseLine">
     <w:name w:val="ResponseLine"/>
     <w:pPr>
-      <w:spacing w:before="0" w:after="0" w:line="440" w:lineRule="exact"/>
+      <w:widowControl/>
+      <w:spacing w:before="0" w:after="0" w:line="480" w:lineRule="exact"/>
     </w:pPr>
     <w:rPr>
       <w:rFonts w:ascii="Arial" w:hAnsi="Arial" w:eastAsia="Arial" w:cs="Arial"/>
       <w:b w:val="0"/>
-      <w:color w:val="25343E"/>
+      <w:color w:val="152B3A"/>
       <w:sz w:val="24"/>
     </w:rPr>
   </w:style>
   <w:style w:type="paragraph" w:customStyle="1" w:styleId="Callout">
     <w:name w:val="Callout"/>
     <w:pPr>
-      <w:spacing w:before="120" w:after="160" w:line="250" w:lineRule="auto"/>
+      <w:widowControl/>
+      <w:spacing w:before="120" w:after="180" w:line="254" w:lineRule="auto"/>
     </w:pPr>
     <w:rPr>
       <w:rFonts w:ascii="Arial" w:hAnsi="Arial" w:eastAsia="Arial" w:cs="Arial"/>
       <w:b w:val="0"/>
-      <w:color w:val="25343E"/>
+      <w:color w:val="152B3A"/>
       <w:sz w:val="22"/>
     </w:rPr>
   </w:style>
